--- a/policies/build/rewrite_reference/HCO_ROM_2_v2_REWRITE_DRAFT.docx
+++ b/policies/build/rewrite_reference/HCO_ROM_2_v2_REWRITE_DRAFT.docx
@@ -558,7 +558,7 @@
           <w:b w:val="0"/>
           <w:i w:val="0"/>
         </w:rPr>
-        <w:t>«Hospital Name» accurately represents its affiliations and accreditations in all public-facing materials. Where an accreditation or affiliation applies to a specific department or service, it is described as such — not as a whole-hospital achievement. Applied-for accreditations are not described as awarded. Accreditations or affiliations that have lapsed are removed from public display. The Quality Coordinator reviews public materials at least quarterly to confirm this.</w:t>
+        <w:t>«Hospital Name» accurately represents its affiliations and accreditations in all public-facing materials. Where an accreditation or affiliation applies to a specific department or service, it is described as such — not as a whole-hospital achievement. Applied-for accreditations are not described as awarded. Accreditations or affiliations that have lapsed are removed from public display. The Quality Coordinator reviews public materials periodically to confirm this.</w:t>
       </w:r>
     </w:p>
     <w:p>
@@ -697,7 +697,7 @@
           </w:tcPr>
           <w:p>
             <w:r>
-              <w:t>Audits this policy every quarter; keeps training records; reviews public materials for affiliation and accreditation accuracy.</w:t>
+              <w:t>Audits this policy periodically; keeps training records; reviews public materials for affiliation and accreditation accuracy.</w:t>
             </w:r>
           </w:p>
         </w:tc>
@@ -747,7 +747,7 @@
           <w:b w:val="0"/>
           <w:i w:val="0"/>
         </w:rPr>
-        <w:t>The Quality Coordinator audits this policy every quarter, checking a sample of records against the steps in Section 5, confirming documentary evidence is on file for each asterisked objective element in the sample (marked * in the Level column of Section 11), and confirming the CORE objective element shows no critical gaps.</w:t>
+        <w:t>The Quality Coordinator audits this policy periodically, checking a sample of records against the steps in Section 5, confirming documentary evidence is on file for each asterisked objective element in the sample (marked * in the Level column of Section 11), and confirming the CORE objective element shows no critical gaps.</w:t>
       </w:r>
     </w:p>
     <w:p>
@@ -760,7 +760,7 @@
           <w:b w:val="0"/>
           <w:i w:val="0"/>
         </w:rPr>
-        <w:t>If an audit finds a gap that is still open after 90 days, the hospital carries out a root-cause analysis.</w:t>
+        <w:t>If an audit finds a gap that is still open after a defined timeframe, the hospital carries out a root-cause analysis.</w:t>
       </w:r>
     </w:p>
     <w:p>
@@ -1635,7 +1635,7 @@
         <w:pStyle w:val="ListBullet"/>
       </w:pPr>
       <w:r>
-        <w:t>Quarterly review record confirming public materials accurately represent what is held, its scope and its current status.</w:t>
+        <w:t>Periodic review record confirming public materials accurately represent what is held, its scope and its current status.</w:t>
       </w:r>
     </w:p>
     <w:p>
